--- a/Statistics/Sem2.docx
+++ b/Statistics/Sem2.docx
@@ -16,7 +16,15 @@
         </w:numPr>
       </w:pPr>
       <w:r>
-        <w:t>Consistency and asymptotical unbiasness.</w:t>
+        <w:t xml:space="preserve">Consistency and asymptotical </w:t>
+      </w:r>
+      <w:proofErr w:type="spellStart"/>
+      <w:r>
+        <w:t>unbiasness</w:t>
+      </w:r>
+      <w:proofErr w:type="spellEnd"/>
+      <w:r>
+        <w:t>.</w:t>
       </w:r>
     </w:p>
     <w:p>
@@ -28,16 +36,56 @@
         </w:numPr>
       </w:pPr>
       <w:r>
-        <w:t>Five trials X1, X2, ..., X5 of a Bernoulli experiment were conducted to test Ho : p = 1 2 against Ha : p = 3 4 . The null hypothesis Ho will be rejected if P5 i=1 Xi = 5. Find the probability of Type I and Type II errors.</w:t>
-      </w:r>
-      <w:r>
-        <w:t xml:space="preserve"> (1)</w:t>
-      </w:r>
-      <w:r>
-        <w:t xml:space="preserve">  </w:t>
-      </w:r>
-      <w:r>
-        <w:t xml:space="preserve">. </w:t>
+        <w:t xml:space="preserve">Five trials X1, X2, ..., X5 of a Bernoulli experiment were conducted to test </w:t>
+      </w:r>
+      <w:proofErr w:type="gramStart"/>
+      <w:r>
+        <w:t>Ho :</w:t>
+      </w:r>
+      <w:proofErr w:type="gramEnd"/>
+      <w:r>
+        <w:t xml:space="preserve"> p = 1</w:t>
+      </w:r>
+      <w:r>
+        <w:t>/</w:t>
+      </w:r>
+      <w:r>
+        <w:t>2 against Ha : p = 3</w:t>
+      </w:r>
+      <w:r>
+        <w:t>/</w:t>
+      </w:r>
+      <w:r>
+        <w:t xml:space="preserve">4 . The null hypothesis Ho will be rejected if </w:t>
+      </w:r>
+      <w:r>
+        <w:t>Sum (</w:t>
+      </w:r>
+      <w:proofErr w:type="spellStart"/>
+      <w:r>
+        <w:t>i</w:t>
+      </w:r>
+      <w:proofErr w:type="spellEnd"/>
+      <w:r>
+        <w:t xml:space="preserve"> from </w:t>
+      </w:r>
+      <w:r>
+        <w:t>1</w:t>
+      </w:r>
+      <w:r>
+        <w:t xml:space="preserve"> to </w:t>
+      </w:r>
+      <w:r>
+        <w:t>5</w:t>
+      </w:r>
+      <w:r>
+        <w:t xml:space="preserve">) </w:t>
+      </w:r>
+      <w:r>
+        <w:t>Xi = 5. Find the probability of Type I and Type II errors. (1)</w:t>
+      </w:r>
+      <w:r>
+        <w:t xml:space="preserve">  . </w:t>
       </w:r>
       <w:r>
         <w:rPr>
@@ -46,13 +94,7 @@
         <w:t>alpha</w:t>
       </w:r>
       <w:r>
-        <w:t xml:space="preserve"> = 0.03125 and </w:t>
-      </w:r>
-      <w:r>
-        <w:t xml:space="preserve">theta </w:t>
-      </w:r>
-      <w:r>
-        <w:t>= 0.763.</w:t>
+        <w:t xml:space="preserve"> = 0.03125 and theta = 0.763.</w:t>
       </w:r>
     </w:p>
     <w:p>
@@ -64,25 +106,39 @@
         </w:numPr>
       </w:pPr>
       <w:r>
-        <w:t xml:space="preserve">Let X1, X2, ..., X8 be a random sample of size 8 from a Poisson distribution with parameter </w:t>
+        <w:t xml:space="preserve">Let X1, X2, ..., X8 be a random sample of size 8 from a Poisson distribution with parameter lambda. Reject the null hypothesis </w:t>
+      </w:r>
+      <w:proofErr w:type="gramStart"/>
+      <w:r>
+        <w:t>Ho :</w:t>
+      </w:r>
+      <w:proofErr w:type="gramEnd"/>
+      <w:r>
+        <w:t xml:space="preserve"> lambda= 0.5 if the observed sum X1+..+X8  &gt;= 8. First, compute the significance level </w:t>
+      </w:r>
+      <w:r>
+        <w:rPr>
+          <w:rFonts w:ascii="Cambria Math" w:hAnsi="Cambria Math" w:cs="Cambria Math"/>
+        </w:rPr>
+        <w:t>alpha</w:t>
+      </w:r>
+      <w:r>
+        <w:t xml:space="preserve"> of the test. Second, find the power function </w:t>
+      </w:r>
+      <w:r>
+        <w:t>beta</w:t>
+      </w:r>
+      <w:r>
+        <w:t>(</w:t>
       </w:r>
       <w:r>
         <w:t>lambda</w:t>
       </w:r>
       <w:r>
-        <w:t xml:space="preserve">. Reject the null hypothesis Ho : </w:t>
-      </w:r>
-      <w:r>
-        <w:t>lambda</w:t>
-      </w:r>
-      <w:r>
-        <w:t xml:space="preserve">= 0.5 if the observed sum </w:t>
-      </w:r>
-      <w:r>
-        <w:t>X1+..+X8  &gt;= 8</w:t>
-      </w:r>
-      <w:r>
-        <w:t xml:space="preserve">. First, compute the significance level </w:t>
+        <w:t>) of the test as a sum of Poisson probabilities when Ha is true. (3)</w:t>
+      </w:r>
+      <w:r>
+        <w:t xml:space="preserve"> . </w:t>
       </w:r>
       <w:r>
         <w:rPr>
@@ -91,46 +147,21 @@
         <w:t>alpha</w:t>
       </w:r>
       <w:r>
-        <w:t xml:space="preserve"> of the test. Second, find the power function </w:t>
-      </w:r>
-      <w:r>
-        <w:t>beta</w:t>
-      </w:r>
-      <w:r>
-        <w:t>(</w:t>
-      </w:r>
-      <w:r>
-        <w:t>lambda</w:t>
-      </w:r>
-      <w:r>
-        <w:t>) of the test as a sum of Poisson probabilities when Ha is true.</w:t>
-      </w:r>
-      <w:r>
-        <w:t xml:space="preserve"> (3)</w:t>
-      </w:r>
-      <w:r>
-        <w:t xml:space="preserve"> </w:t>
-      </w:r>
-      <w:r>
-        <w:t xml:space="preserve">. </w:t>
-      </w:r>
-      <w:r>
-        <w:rPr>
-          <w:rFonts w:ascii="Cambria Math" w:hAnsi="Cambria Math" w:cs="Cambria Math"/>
-        </w:rPr>
-        <w:t>alpha</w:t>
-      </w:r>
-      <w:r>
-        <w:t xml:space="preserve"> = 0.0511 and </w:t>
-      </w:r>
-      <w:r>
-        <w:t>beta*lambda)</w:t>
-      </w:r>
-      <w:r>
-        <w:t xml:space="preserve">= </w:t>
-      </w:r>
-      <w:r>
-        <w:t>Sum (x from 0 to 7) (8*lambda)**x*e**(-8*lambda)/x!, lamvda != 1/2</w:t>
+        <w:t xml:space="preserve"> = 0.0511 and beta*</w:t>
+      </w:r>
+      <w:proofErr w:type="gramStart"/>
+      <w:r>
+        <w:t>lambda)=</w:t>
+      </w:r>
+      <w:proofErr w:type="gramEnd"/>
+      <w:r>
+        <w:t xml:space="preserve"> Sum (x from 0 to 7) (8*lambda)**x*e**(-8*lambda)/x!, lam</w:t>
+      </w:r>
+      <w:r>
+        <w:t>b</w:t>
+      </w:r>
+      <w:r>
+        <w:t>da != 1/2</w:t>
       </w:r>
     </w:p>
     <w:p>
@@ -142,7 +173,15 @@
         </w:numPr>
       </w:pPr>
       <w:r>
-        <w:t xml:space="preserve">Let X be a random sample of size 1 from a distribution with probability density function f(x; </w:t>
+        <w:t xml:space="preserve">Let X be a random sample of size 1 from a distribution with probability density function </w:t>
+      </w:r>
+      <w:proofErr w:type="gramStart"/>
+      <w:r>
+        <w:t>f(</w:t>
+      </w:r>
+      <w:proofErr w:type="gramEnd"/>
+      <w:r>
+        <w:t xml:space="preserve">x; </w:t>
       </w:r>
       <w:r>
         <w:rPr>
@@ -166,6 +205,9 @@
         <w:t xml:space="preserve"> theta*x</w:t>
       </w:r>
       <w:r>
+        <w:t xml:space="preserve"> </w:t>
+      </w:r>
+      <w:r>
         <w:t xml:space="preserve">if 0 </w:t>
       </w:r>
       <w:r>
@@ -199,7 +241,15 @@
         <w:t>alpha</w:t>
       </w:r>
       <w:r>
-        <w:t xml:space="preserve"> = 0.1, what is the best (or uniformly most powerful) critical region for testing the null hypothesis Ho : </w:t>
+        <w:t xml:space="preserve"> = 0.1, what is the best (or uniformly most powerful) critical region for testing the null hypothesis </w:t>
+      </w:r>
+      <w:proofErr w:type="gramStart"/>
+      <w:r>
+        <w:t>Ho :</w:t>
+      </w:r>
+      <w:proofErr w:type="gramEnd"/>
+      <w:r>
+        <w:t xml:space="preserve"> </w:t>
       </w:r>
       <w:r>
         <w:rPr>
@@ -217,34 +267,10 @@
         <w:t>theta</w:t>
       </w:r>
       <w:r>
-        <w:t xml:space="preserve"> = </w:t>
-      </w:r>
-      <w:r>
-        <w:t>-</w:t>
-      </w:r>
-      <w:r>
-        <w:t>1?</w:t>
-      </w:r>
-      <w:r>
-        <w:t xml:space="preserve"> (10)</w:t>
-      </w:r>
-      <w:r>
-        <w:t xml:space="preserve"> </w:t>
-      </w:r>
-      <w:r>
-        <w:t xml:space="preserve">C = {x </w:t>
-      </w:r>
-      <w:r>
-        <w:t>in</w:t>
-      </w:r>
-      <w:r>
-        <w:t xml:space="preserve"> [0, 1] | x </w:t>
-      </w:r>
-      <w:r>
-        <w:t xml:space="preserve">&gt;= </w:t>
-      </w:r>
-      <w:r>
-        <w:t>0.829}.</w:t>
+        <w:t xml:space="preserve"> = -1? (10)</w:t>
+      </w:r>
+      <w:r>
+        <w:t xml:space="preserve"> C = {x in [0, 1] | x &gt;= 0.829}.</w:t>
       </w:r>
     </w:p>
     <w:p>
@@ -274,10 +300,18 @@
         <w:rPr>
           <w:rFonts w:ascii="Segoe UI Symbol" w:hAnsi="Segoe UI Symbol" w:cs="Segoe UI Symbol"/>
         </w:rPr>
-        <w:t>✓</w:t>
-      </w:r>
-      <w:r>
-        <w:t xml:space="preserve"> of which are white and the rest are black. A sample of size 2 is drawn to test Ho : </w:t>
+        <w:t>theta</w:t>
+      </w:r>
+      <w:r>
+        <w:t xml:space="preserve"> of which are white and the rest are black. A sample of size 2 is drawn to test </w:t>
+      </w:r>
+      <w:proofErr w:type="gramStart"/>
+      <w:r>
+        <w:t>Ho :</w:t>
+      </w:r>
+      <w:proofErr w:type="gramEnd"/>
+      <w:r>
+        <w:t xml:space="preserve"> </w:t>
       </w:r>
       <w:r>
         <w:rPr>
@@ -295,13 +329,261 @@
         <w:t>theta</w:t>
       </w:r>
       <w:r>
-        <w:t xml:space="preserve"> 6= 2. If the null Test of Statistical Hypotheses for Parameters 584 hypothesis is rejected if both marbles are the same color, find the significance level of the test</w:t>
-      </w:r>
-      <w:r>
-        <w:t>. (18)</w:t>
+        <w:t xml:space="preserve"> !</w:t>
+      </w:r>
+      <w:r>
+        <w:t>= 2. If the null hypothesis is rejected both marbles are the same color, find the significance level of the test. (18)</w:t>
       </w:r>
       <w:r>
         <w:t xml:space="preserve"> 1/3</w:t>
+      </w:r>
+    </w:p>
+    <w:p/>
+    <w:p/>
+    <w:p/>
+    <w:p>
+      <w:pPr>
+        <w:rPr>
+          <w:lang w:val="ru-RU"/>
+        </w:rPr>
+      </w:pPr>
+      <w:r>
+        <w:rPr>
+          <w:lang w:val="ru-RU"/>
+        </w:rPr>
+        <w:t xml:space="preserve">Я не совсем понимаю, какие решения </w:t>
+      </w:r>
+      <w:r>
+        <w:t>SGA</w:t>
+      </w:r>
+      <w:r>
+        <w:rPr>
+          <w:lang w:val="ru-RU"/>
+        </w:rPr>
+        <w:t xml:space="preserve"> </w:t>
+      </w:r>
+      <w:r>
+        <w:t>week</w:t>
+      </w:r>
+      <w:r>
+        <w:rPr>
+          <w:lang w:val="ru-RU"/>
+        </w:rPr>
+        <w:t xml:space="preserve"> 3</w:t>
+      </w:r>
+      <w:r>
+        <w:rPr>
+          <w:lang w:val="ru-RU"/>
+        </w:rPr>
+        <w:t xml:space="preserve"> </w:t>
+      </w:r>
+      <w:r>
+        <w:rPr>
+          <w:lang w:val="ru-RU"/>
+        </w:rPr>
+        <w:t xml:space="preserve">“ </w:t>
+      </w:r>
+      <w:r>
+        <w:t>What</w:t>
+      </w:r>
+      <w:r>
+        <w:rPr>
+          <w:lang w:val="ru-RU"/>
+        </w:rPr>
+        <w:t xml:space="preserve"> </w:t>
+      </w:r>
+      <w:r>
+        <w:t>make</w:t>
+      </w:r>
+      <w:r>
+        <w:rPr>
+          <w:lang w:val="ru-RU"/>
+        </w:rPr>
+        <w:t xml:space="preserve"> </w:t>
+      </w:r>
+      <w:r>
+        <w:t>you</w:t>
+      </w:r>
+      <w:r>
+        <w:rPr>
+          <w:lang w:val="ru-RU"/>
+        </w:rPr>
+        <w:t xml:space="preserve"> </w:t>
+      </w:r>
+      <w:r>
+        <w:t>happy</w:t>
+      </w:r>
+      <w:r>
+        <w:rPr>
+          <w:lang w:val="ru-RU"/>
+        </w:rPr>
+        <w:t xml:space="preserve">” </w:t>
+      </w:r>
+      <w:r>
+        <w:rPr>
+          <w:lang w:val="ru-RU"/>
+        </w:rPr>
+        <w:t>про влияние соцсетей</w:t>
+      </w:r>
+      <w:r>
+        <w:rPr>
+          <w:lang w:val="ru-RU"/>
+        </w:rPr>
+        <w:t xml:space="preserve"> </w:t>
+      </w:r>
+      <w:r>
+        <w:rPr>
+          <w:lang w:val="ru-RU"/>
+        </w:rPr>
+        <w:t xml:space="preserve">считать правильными. В связи с этим у меня 2 вопроса. </w:t>
+      </w:r>
+    </w:p>
+    <w:p>
+      <w:pPr>
+        <w:pStyle w:val="ListParagraph"/>
+        <w:numPr>
+          <w:ilvl w:val="0"/>
+          <w:numId w:val="2"/>
+        </w:numPr>
+        <w:rPr>
+          <w:lang w:val="ru-RU"/>
+        </w:rPr>
+      </w:pPr>
+      <w:r>
+        <w:rPr>
+          <w:lang w:val="ru-RU"/>
+        </w:rPr>
+        <w:t xml:space="preserve">В тексте </w:t>
+      </w:r>
+      <w:r>
+        <w:rPr>
+          <w:lang w:val="ru-RU"/>
+        </w:rPr>
+        <w:t>спрашивается влияет ли отказ от соцсетей на счастье, поэтому логично выбирать двустороннюю альтернативу</w:t>
+      </w:r>
+      <w:r>
+        <w:rPr>
+          <w:lang w:val="ru-RU"/>
+        </w:rPr>
+        <w:t xml:space="preserve">, но в конце </w:t>
+      </w:r>
+      <w:proofErr w:type="gramStart"/>
+      <w:r>
+        <w:rPr>
+          <w:lang w:val="ru-RU"/>
+        </w:rPr>
+        <w:t>спрашивается</w:t>
+      </w:r>
+      <w:proofErr w:type="gramEnd"/>
+      <w:r>
+        <w:rPr>
+          <w:lang w:val="ru-RU"/>
+        </w:rPr>
+        <w:t xml:space="preserve"> «Увеличилось ли счастье при отказе?» поэтому почти все студенты выбирают одностороннюю. Оба варианта </w:t>
+      </w:r>
+      <w:proofErr w:type="spellStart"/>
+      <w:r>
+        <w:rPr>
+          <w:lang w:val="ru-RU"/>
+        </w:rPr>
+        <w:t>ок</w:t>
+      </w:r>
+      <w:proofErr w:type="spellEnd"/>
+      <w:r>
+        <w:rPr>
+          <w:lang w:val="ru-RU"/>
+        </w:rPr>
+        <w:t>?</w:t>
+      </w:r>
+    </w:p>
+    <w:p>
+      <w:pPr>
+        <w:pStyle w:val="ListParagraph"/>
+        <w:numPr>
+          <w:ilvl w:val="0"/>
+          <w:numId w:val="2"/>
+        </w:numPr>
+        <w:rPr>
+          <w:lang w:val="ru-RU"/>
+        </w:rPr>
+      </w:pPr>
+      <w:r>
+        <w:rPr>
+          <w:lang w:val="ru-RU"/>
+        </w:rPr>
+        <w:t>Гипотезу можно тестировать через разные предположения о распределении статистики. От хорошего к похуже они, на мой взгляд, выглядят так</w:t>
+      </w:r>
+      <w:r>
+        <w:rPr>
+          <w:lang w:val="ru-RU"/>
+        </w:rPr>
+        <w:t xml:space="preserve">: </w:t>
+      </w:r>
+      <w:r>
+        <w:rPr>
+          <w:lang w:val="ru-RU"/>
+        </w:rPr>
+        <w:t>биномиальное, нормальное с оценкой дисперсии ¼</w:t>
+      </w:r>
+      <w:r>
+        <w:rPr>
+          <w:lang w:val="ru-RU"/>
+        </w:rPr>
+        <w:t xml:space="preserve">, </w:t>
+      </w:r>
+      <w:r>
+        <w:t>t</w:t>
+      </w:r>
+      <w:r>
+        <w:rPr>
+          <w:lang w:val="ru-RU"/>
+        </w:rPr>
+        <w:t xml:space="preserve"> – </w:t>
+      </w:r>
+      <w:r>
+        <w:rPr>
+          <w:lang w:val="ru-RU"/>
+        </w:rPr>
+        <w:t>распределение</w:t>
+      </w:r>
+      <w:r>
+        <w:rPr>
+          <w:lang w:val="ru-RU"/>
+        </w:rPr>
+        <w:t xml:space="preserve"> с </w:t>
+      </w:r>
+      <w:r>
+        <w:rPr>
+          <w:lang w:val="ru-RU"/>
+        </w:rPr>
+        <w:t>выборочной</w:t>
+      </w:r>
+      <w:r>
+        <w:rPr>
+          <w:lang w:val="ru-RU"/>
+        </w:rPr>
+        <w:t xml:space="preserve"> дисперсией, нормальное с выборо</w:t>
+      </w:r>
+      <w:r>
+        <w:rPr>
+          <w:lang w:val="ru-RU"/>
+        </w:rPr>
+        <w:t>ч</w:t>
+      </w:r>
+      <w:r>
+        <w:rPr>
+          <w:lang w:val="ru-RU"/>
+        </w:rPr>
+        <w:t>ной дисперсией</w:t>
+      </w:r>
+      <w:r>
+        <w:rPr>
+          <w:lang w:val="ru-RU"/>
+        </w:rPr>
+        <w:t>. Считаем ли какие-то предположения слишком грубыми</w:t>
+      </w:r>
+      <w:r>
+        <w:t>?</w:t>
       </w:r>
     </w:p>
     <w:sectPr>
@@ -405,8 +687,100 @@
       </w:pPr>
     </w:lvl>
   </w:abstractNum>
+  <w:abstractNum w:abstractNumId="1" w15:restartNumberingAfterBreak="0">
+    <w:nsid w:val="67A730D8"/>
+    <w:multiLevelType w:val="hybridMultilevel"/>
+    <w:tmpl w:val="5D3ADC50"/>
+    <w:lvl w:ilvl="0" w:tplc="0419000F">
+      <w:start w:val="1"/>
+      <w:numFmt w:val="decimal"/>
+      <w:lvlText w:val="%1."/>
+      <w:lvlJc w:val="left"/>
+      <w:pPr>
+        <w:ind w:left="720" w:hanging="360"/>
+      </w:pPr>
+      <w:rPr>
+        <w:rFonts w:hint="default"/>
+      </w:rPr>
+    </w:lvl>
+    <w:lvl w:ilvl="1" w:tplc="04190019" w:tentative="1">
+      <w:start w:val="1"/>
+      <w:numFmt w:val="lowerLetter"/>
+      <w:lvlText w:val="%2."/>
+      <w:lvlJc w:val="left"/>
+      <w:pPr>
+        <w:ind w:left="1440" w:hanging="360"/>
+      </w:pPr>
+    </w:lvl>
+    <w:lvl w:ilvl="2" w:tplc="0419001B" w:tentative="1">
+      <w:start w:val="1"/>
+      <w:numFmt w:val="lowerRoman"/>
+      <w:lvlText w:val="%3."/>
+      <w:lvlJc w:val="right"/>
+      <w:pPr>
+        <w:ind w:left="2160" w:hanging="180"/>
+      </w:pPr>
+    </w:lvl>
+    <w:lvl w:ilvl="3" w:tplc="0419000F" w:tentative="1">
+      <w:start w:val="1"/>
+      <w:numFmt w:val="decimal"/>
+      <w:lvlText w:val="%4."/>
+      <w:lvlJc w:val="left"/>
+      <w:pPr>
+        <w:ind w:left="2880" w:hanging="360"/>
+      </w:pPr>
+    </w:lvl>
+    <w:lvl w:ilvl="4" w:tplc="04190019" w:tentative="1">
+      <w:start w:val="1"/>
+      <w:numFmt w:val="lowerLetter"/>
+      <w:lvlText w:val="%5."/>
+      <w:lvlJc w:val="left"/>
+      <w:pPr>
+        <w:ind w:left="3600" w:hanging="360"/>
+      </w:pPr>
+    </w:lvl>
+    <w:lvl w:ilvl="5" w:tplc="0419001B" w:tentative="1">
+      <w:start w:val="1"/>
+      <w:numFmt w:val="lowerRoman"/>
+      <w:lvlText w:val="%6."/>
+      <w:lvlJc w:val="right"/>
+      <w:pPr>
+        <w:ind w:left="4320" w:hanging="180"/>
+      </w:pPr>
+    </w:lvl>
+    <w:lvl w:ilvl="6" w:tplc="0419000F" w:tentative="1">
+      <w:start w:val="1"/>
+      <w:numFmt w:val="decimal"/>
+      <w:lvlText w:val="%7."/>
+      <w:lvlJc w:val="left"/>
+      <w:pPr>
+        <w:ind w:left="5040" w:hanging="360"/>
+      </w:pPr>
+    </w:lvl>
+    <w:lvl w:ilvl="7" w:tplc="04190019" w:tentative="1">
+      <w:start w:val="1"/>
+      <w:numFmt w:val="lowerLetter"/>
+      <w:lvlText w:val="%8."/>
+      <w:lvlJc w:val="left"/>
+      <w:pPr>
+        <w:ind w:left="5760" w:hanging="360"/>
+      </w:pPr>
+    </w:lvl>
+    <w:lvl w:ilvl="8" w:tplc="0419001B" w:tentative="1">
+      <w:start w:val="1"/>
+      <w:numFmt w:val="lowerRoman"/>
+      <w:lvlText w:val="%9."/>
+      <w:lvlJc w:val="right"/>
+      <w:pPr>
+        <w:ind w:left="6480" w:hanging="180"/>
+      </w:pPr>
+    </w:lvl>
+  </w:abstractNum>
   <w:num w:numId="1">
     <w:abstractNumId w:val="0"/>
+  </w:num>
+  <w:num w:numId="2">
+    <w:abstractNumId w:val="1"/>
   </w:num>
 </w:numbering>
 </file>
@@ -534,6 +908,7 @@
     <w:lsdException w:name="HTML Sample" w:semiHidden="1" w:unhideWhenUsed="1"/>
     <w:lsdException w:name="HTML Typewriter" w:semiHidden="1" w:unhideWhenUsed="1"/>
     <w:lsdException w:name="HTML Variable" w:semiHidden="1" w:unhideWhenUsed="1"/>
+    <w:lsdException w:name="Normal Table" w:semiHidden="1" w:unhideWhenUsed="1"/>
     <w:lsdException w:name="annotation subject" w:semiHidden="1" w:unhideWhenUsed="1"/>
     <w:lsdException w:name="No List" w:semiHidden="1" w:unhideWhenUsed="1"/>
     <w:lsdException w:name="Outline List 1" w:semiHidden="1" w:unhideWhenUsed="1"/>
@@ -580,8 +955,10 @@
     <w:lsdException w:name="Table Subtle 2" w:semiHidden="1" w:unhideWhenUsed="1"/>
     <w:lsdException w:name="Table Web 1" w:semiHidden="1" w:unhideWhenUsed="1"/>
     <w:lsdException w:name="Table Web 2" w:semiHidden="1" w:unhideWhenUsed="1"/>
+    <w:lsdException w:name="Table Web 3" w:semiHidden="1" w:unhideWhenUsed="1"/>
     <w:lsdException w:name="Balloon Text" w:semiHidden="1" w:unhideWhenUsed="1"/>
     <w:lsdException w:name="Table Grid" w:uiPriority="39"/>
+    <w:lsdException w:name="Table Theme" w:semiHidden="1" w:unhideWhenUsed="1"/>
     <w:lsdException w:name="Placeholder Text" w:semiHidden="1"/>
     <w:lsdException w:name="No Spacing" w:uiPriority="1" w:qFormat="1"/>
     <w:lsdException w:name="Light Shading" w:uiPriority="60"/>
